--- a/presentations/walid/clean/project-assets/Walid_Change_Order_Form.docx
+++ b/presentations/walid/clean/project-assets/Walid_Change_Order_Form.docx
@@ -492,7 +492,7 @@
     <w:p/>
     <w:p>
       <w:r>
-        <w:t xml:space="preserve">Original contract price before HST: $13,000.00  </w:t>
+        <w:t xml:space="preserve">Original contract price before HST: $14,005.12  </w:t>
       </w:r>
     </w:p>
     <w:p>
